--- a/Patient Tracker Logbook.docx
+++ b/Patient Tracker Logbook.docx
@@ -40,8 +40,13 @@
       </w:r>
     </w:p>
     <w:p>
-      <w:r>
-        <w:t>Programme:</w:t>
+      <w:proofErr w:type="spellStart"/>
+      <w:r>
+        <w:t>Programme</w:t>
+      </w:r>
+      <w:proofErr w:type="spellEnd"/>
+      <w:r>
+        <w:t>:</w:t>
       </w:r>
       <w:r>
         <w:t xml:space="preserve"> INFORMATION TECHNOLOGY.</w:t>
@@ -479,26 +484,15 @@
         <w:pStyle w:val="Heading1"/>
       </w:pPr>
       <w:r>
+        <w:lastRenderedPageBreak/>
         <w:t>Week 3: User Interface Design</w:t>
       </w:r>
     </w:p>
     <w:p>
-      <w:pPr>
-        <w:pStyle w:val="Heading2"/>
-      </w:pPr>
-      <w:r>
-        <w:t>Same as week 1</w:t>
-      </w:r>
-    </w:p>
-    <w:p>
       <w:r>
         <w:br/>
       </w:r>
       <w:r>
-        <w:br/>
-      </w:r>
-      <w:r>
-        <w:lastRenderedPageBreak/>
         <w:t>Figma design.</w:t>
       </w:r>
       <w:r>
@@ -784,7 +778,15 @@
     </w:p>
     <w:p>
       <w:r>
-        <w:t>At this stage I was able to do the design using the Figma which is attractive and interactive as well which was an a skilled that I did earned personally.</w:t>
+        <w:t xml:space="preserve">At this stage I was able to do the design using the Figma which is attractive and interactive as well which was an a skilled that I did </w:t>
+      </w:r>
+      <w:proofErr w:type="gramStart"/>
+      <w:r>
+        <w:t>earned</w:t>
+      </w:r>
+      <w:proofErr w:type="gramEnd"/>
+      <w:r>
+        <w:t xml:space="preserve"> personally.</w:t>
       </w:r>
     </w:p>
     <w:p/>
@@ -803,55 +805,191 @@
       </w:r>
     </w:p>
     <w:p>
-      <w:pPr>
-        <w:pStyle w:val="Heading2"/>
-      </w:pPr>
-      <w:r>
-        <w:t>Same as week 1</w:t>
-      </w:r>
-    </w:p>
-    <w:p>
+      <w:r>
+        <w:t>The patient tracker has a user interaction that allow to click the button events handling which are responsive</w:t>
+      </w:r>
+      <w:r>
+        <w:t>.</w:t>
+      </w:r>
+    </w:p>
+    <w:p>
+      <w:r>
+        <w:rPr>
+          <w:noProof/>
+        </w:rPr>
+        <w:drawing>
+          <wp:inline distT="0" distB="0" distL="0" distR="0" wp14:anchorId="634490BA" wp14:editId="7EBD7E28">
+            <wp:extent cx="4013199" cy="4921250"/>
+            <wp:effectExtent l="0" t="0" r="6985" b="0"/>
+            <wp:docPr id="1169027996" name="Picture 2"/>
+            <wp:cNvGraphicFramePr>
+              <a:graphicFrameLocks xmlns:a="http://schemas.openxmlformats.org/drawingml/2006/main" noChangeAspect="1"/>
+            </wp:cNvGraphicFramePr>
+            <a:graphic xmlns:a="http://schemas.openxmlformats.org/drawingml/2006/main">
+              <a:graphicData uri="http://schemas.openxmlformats.org/drawingml/2006/picture">
+                <pic:pic xmlns:pic="http://schemas.openxmlformats.org/drawingml/2006/picture">
+                  <pic:nvPicPr>
+                    <pic:cNvPr id="1169027996" name="Picture 1169027996"/>
+                    <pic:cNvPicPr/>
+                  </pic:nvPicPr>
+                  <pic:blipFill>
+                    <a:blip r:embed="rId16"/>
+                    <a:stretch>
+                      <a:fillRect/>
+                    </a:stretch>
+                  </pic:blipFill>
+                  <pic:spPr>
+                    <a:xfrm>
+                      <a:off x="0" y="0"/>
+                      <a:ext cx="4016310" cy="4925066"/>
+                    </a:xfrm>
+                    <a:prstGeom prst="rect">
+                      <a:avLst/>
+                    </a:prstGeom>
+                  </pic:spPr>
+                </pic:pic>
+              </a:graphicData>
+            </a:graphic>
+          </wp:inline>
+        </w:drawing>
+      </w:r>
+    </w:p>
+    <w:p>
+      <w:r>
+        <w:t>The plus button is responsive when click the admin is able to add the patients in the system.</w:t>
+      </w:r>
+    </w:p>
+    <w:p>
+      <w:r>
+        <w:rPr>
+          <w:noProof/>
+        </w:rPr>
+        <w:lastRenderedPageBreak/>
+        <w:drawing>
+          <wp:inline distT="0" distB="0" distL="0" distR="0" wp14:anchorId="057DA57D" wp14:editId="0ED5C94E">
+            <wp:extent cx="3689350" cy="5016500"/>
+            <wp:effectExtent l="0" t="0" r="6350" b="0"/>
+            <wp:docPr id="2073503520" name="Picture 3"/>
+            <wp:cNvGraphicFramePr>
+              <a:graphicFrameLocks xmlns:a="http://schemas.openxmlformats.org/drawingml/2006/main" noChangeAspect="1"/>
+            </wp:cNvGraphicFramePr>
+            <a:graphic xmlns:a="http://schemas.openxmlformats.org/drawingml/2006/main">
+              <a:graphicData uri="http://schemas.openxmlformats.org/drawingml/2006/picture">
+                <pic:pic xmlns:pic="http://schemas.openxmlformats.org/drawingml/2006/picture">
+                  <pic:nvPicPr>
+                    <pic:cNvPr id="2073503520" name="Picture 2073503520"/>
+                    <pic:cNvPicPr/>
+                  </pic:nvPicPr>
+                  <pic:blipFill>
+                    <a:blip r:embed="rId17"/>
+                    <a:stretch>
+                      <a:fillRect/>
+                    </a:stretch>
+                  </pic:blipFill>
+                  <pic:spPr>
+                    <a:xfrm>
+                      <a:off x="0" y="0"/>
+                      <a:ext cx="3689875" cy="5017214"/>
+                    </a:xfrm>
+                    <a:prstGeom prst="rect">
+                      <a:avLst/>
+                    </a:prstGeom>
+                  </pic:spPr>
+                </pic:pic>
+              </a:graphicData>
+            </a:graphic>
+          </wp:inline>
+        </w:drawing>
+      </w:r>
+    </w:p>
+    <w:p>
+      <w:r>
+        <w:t>After the plus button is clicked this is what it show</w:t>
+      </w:r>
+      <w:r>
+        <w:t xml:space="preserve">s </w:t>
+      </w:r>
+      <w:r>
+        <w:t>the output of the button. And the save patient button save the changes done</w:t>
+      </w:r>
+      <w:r>
+        <w:t xml:space="preserve"> for the patient</w:t>
+      </w:r>
+      <w:r>
+        <w:t xml:space="preserve"> by the admin.</w:t>
+      </w:r>
       <w:r>
         <w:br/>
       </w:r>
+    </w:p>
+    <w:p/>
+    <w:p/>
+    <w:p/>
+    <w:p/>
+    <w:p>
       <w:r>
         <w:br/>
       </w:r>
-      <w:r>
-        <w:br/>
-      </w:r>
-    </w:p>
-    <w:p>
-      <w:r>
-        <w:br/>
-      </w:r>
-      <w:r>
-        <w:br/>
-      </w:r>
-    </w:p>
-    <w:p/>
+    </w:p>
     <w:p>
       <w:pPr>
         <w:pStyle w:val="Heading1"/>
       </w:pPr>
       <w:r>
+        <w:lastRenderedPageBreak/>
         <w:t>Week 5: Data Management</w:t>
       </w:r>
     </w:p>
     <w:p>
-      <w:pPr>
-        <w:pStyle w:val="Heading2"/>
-      </w:pPr>
-      <w:r>
-        <w:t>Same as week 1</w:t>
-      </w:r>
-    </w:p>
-    <w:p>
-      <w:r>
-        <w:br/>
-      </w:r>
-      <w:r>
-        <w:br/>
+      <w:r>
+        <w:t>This is the data management I have linked firebase database with my patient tracker project.</w:t>
+      </w:r>
+    </w:p>
+    <w:p>
+      <w:r>
+        <w:rPr>
+          <w:noProof/>
+        </w:rPr>
+        <w:drawing>
+          <wp:inline distT="0" distB="0" distL="0" distR="0" wp14:anchorId="5A47F587" wp14:editId="3D2B338D">
+            <wp:extent cx="6153150" cy="3835400"/>
+            <wp:effectExtent l="0" t="0" r="0" b="0"/>
+            <wp:docPr id="75871256" name="Picture 1"/>
+            <wp:cNvGraphicFramePr>
+              <a:graphicFrameLocks xmlns:a="http://schemas.openxmlformats.org/drawingml/2006/main" noChangeAspect="1"/>
+            </wp:cNvGraphicFramePr>
+            <a:graphic xmlns:a="http://schemas.openxmlformats.org/drawingml/2006/main">
+              <a:graphicData uri="http://schemas.openxmlformats.org/drawingml/2006/picture">
+                <pic:pic xmlns:pic="http://schemas.openxmlformats.org/drawingml/2006/picture">
+                  <pic:nvPicPr>
+                    <pic:cNvPr id="75871256" name="Picture 75871256"/>
+                    <pic:cNvPicPr/>
+                  </pic:nvPicPr>
+                  <pic:blipFill>
+                    <a:blip r:embed="rId18"/>
+                    <a:stretch>
+                      <a:fillRect/>
+                    </a:stretch>
+                  </pic:blipFill>
+                  <pic:spPr>
+                    <a:xfrm>
+                      <a:off x="0" y="0"/>
+                      <a:ext cx="6153150" cy="3835400"/>
+                    </a:xfrm>
+                    <a:prstGeom prst="rect">
+                      <a:avLst/>
+                    </a:prstGeom>
+                  </pic:spPr>
+                </pic:pic>
+              </a:graphicData>
+            </a:graphic>
+          </wp:inline>
+        </w:drawing>
+      </w:r>
+    </w:p>
+    <w:p>
+      <w:r>
+        <w:t>Linking of my project with the firebase database.</w:t>
       </w:r>
     </w:p>
     <w:p>
